--- a/reports/分报告/01_被控对象建模与FOPDT辨识.docx
+++ b/reports/分报告/01_被控对象建模与FOPDT辨识.docx
@@ -18,6 +18,32 @@
       </w:r>
     </w:p>
     <w:p/>
+    <w:p>
+      <w:pPr>
+        <w:spacing w:after="40"/>
+        <w:ind w:left="340"/>
+      </w:pPr>
+      <w:r>
+        <w:rPr>
+          <w:rFonts w:ascii="微软雅黑" w:hAnsi="微软雅黑" w:eastAsia="微软雅黑"/>
+          <w:b/>
+          <w:i w:val="0"/>
+          <w:color w:val="595959"/>
+          <w:sz w:val="19"/>
+        </w:rPr>
+        <w:t>30 秒看懂</w:t>
+      </w:r>
+      <w:r>
+        <w:rPr>
+          <w:rFonts w:ascii="微软雅黑" w:hAnsi="微软雅黑" w:eastAsia="微软雅黑"/>
+          <w:b w:val="0"/>
+          <w:i w:val="0"/>
+          <w:color w:val="595959"/>
+          <w:sz w:val="19"/>
+        </w:rPr>
+        <w:t>：空调房间用"两个热水袋（空气+墙体）+三条换热通道"建模；整定公式太笨看不懂二阶模型，所以先做一次 168 小时虚拟阶跃试验，把对象压缩成 3 个数（K=55.16、τ=911.1、L=5）。后面所有算法都从这 3 个数出发。想自己跑：看附录 A 的辨识程序，无随机、完全可复现。</w:t>
+      </w:r>
+    </w:p>
     <w:p>
       <w:pPr>
         <w:spacing w:after="80"/>
@@ -753,7 +779,7 @@
           <w:i w:val="0"/>
           <w:sz w:val="21"/>
         </w:rPr>
-        <w:t>：Z-N / IMC 公式整定、保守回退增益计算、辨识结果交叉验证</w:t>
+        <w:t>：Z-N / IMC 公式整定、备用增益计算、辨识结果交叉验证</w:t>
       </w:r>
     </w:p>
     <w:p>
@@ -1004,7 +1030,7 @@
       <w:r>
         <w:drawing>
           <wp:inline xmlns:a="http://schemas.openxmlformats.org/drawingml/2006/main" xmlns:pic="http://schemas.openxmlformats.org/drawingml/2006/picture">
-            <wp:extent cx="3380232" cy="265176"/>
+            <wp:extent cx="3331464" cy="298704"/>
             <wp:docPr id="2" name="Picture 2"/>
             <wp:cNvGraphicFramePr>
               <a:graphicFrameLocks noChangeAspect="1"/>
@@ -1025,7 +1051,7 @@
                   <pic:spPr>
                     <a:xfrm>
                       <a:off x="0" y="0"/>
-                      <a:ext cx="3380232" cy="265176"/>
+                      <a:ext cx="3331464" cy="298704"/>
                     </a:xfrm>
                     <a:prstGeom prst="rect"/>
                   </pic:spPr>
@@ -1043,7 +1069,7 @@
       <w:r>
         <w:drawing>
           <wp:inline xmlns:a="http://schemas.openxmlformats.org/drawingml/2006/main" xmlns:pic="http://schemas.openxmlformats.org/drawingml/2006/picture">
-            <wp:extent cx="2255520" cy="265176"/>
+            <wp:extent cx="2215896" cy="298704"/>
             <wp:docPr id="3" name="Picture 3"/>
             <wp:cNvGraphicFramePr>
               <a:graphicFrameLocks noChangeAspect="1"/>
@@ -1064,7 +1090,7 @@
                   <pic:spPr>
                     <a:xfrm>
                       <a:off x="0" y="0"/>
-                      <a:ext cx="2255520" cy="265176"/>
+                      <a:ext cx="2215896" cy="298704"/>
                     </a:xfrm>
                     <a:prstGeom prst="rect"/>
                   </pic:spPr>
@@ -1178,7 +1204,7 @@
             <w:r>
               <w:drawing>
                 <wp:inline xmlns:a="http://schemas.openxmlformats.org/drawingml/2006/main" xmlns:pic="http://schemas.openxmlformats.org/drawingml/2006/picture">
-                  <wp:extent cx="323088" cy="173736"/>
+                  <wp:extent cx="316992" cy="173736"/>
                   <wp:docPr id="4" name="Picture 4"/>
                   <wp:cNvGraphicFramePr>
                     <a:graphicFrameLocks noChangeAspect="1"/>
@@ -1199,7 +1225,7 @@
                         <pic:spPr>
                           <a:xfrm>
                             <a:off x="0" y="0"/>
-                            <a:ext cx="323088" cy="173736"/>
+                            <a:ext cx="316992" cy="173736"/>
                           </a:xfrm>
                           <a:prstGeom prst="rect"/>
                         </pic:spPr>
@@ -1269,7 +1295,7 @@
             <w:r>
               <w:drawing>
                 <wp:inline xmlns:a="http://schemas.openxmlformats.org/drawingml/2006/main" xmlns:pic="http://schemas.openxmlformats.org/drawingml/2006/picture">
-                  <wp:extent cx="307848" cy="173736"/>
+                  <wp:extent cx="298704" cy="173736"/>
                   <wp:docPr id="5" name="Picture 5"/>
                   <wp:cNvGraphicFramePr>
                     <a:graphicFrameLocks noChangeAspect="1"/>
@@ -1290,7 +1316,7 @@
                         <pic:spPr>
                           <a:xfrm>
                             <a:off x="0" y="0"/>
-                            <a:ext cx="307848" cy="173736"/>
+                            <a:ext cx="298704" cy="173736"/>
                           </a:xfrm>
                           <a:prstGeom prst="rect"/>
                         </pic:spPr>
@@ -1360,7 +1386,7 @@
             <w:r>
               <w:drawing>
                 <wp:inline xmlns:a="http://schemas.openxmlformats.org/drawingml/2006/main" xmlns:pic="http://schemas.openxmlformats.org/drawingml/2006/picture">
-                  <wp:extent cx="265176" cy="173736"/>
+                  <wp:extent cx="259080" cy="173736"/>
                   <wp:docPr id="6" name="Picture 6"/>
                   <wp:cNvGraphicFramePr>
                     <a:graphicFrameLocks noChangeAspect="1"/>
@@ -1381,7 +1407,7 @@
                         <pic:spPr>
                           <a:xfrm>
                             <a:off x="0" y="0"/>
-                            <a:ext cx="265176" cy="173736"/>
+                            <a:ext cx="259080" cy="173736"/>
                           </a:xfrm>
                           <a:prstGeom prst="rect"/>
                         </pic:spPr>
@@ -1451,7 +1477,7 @@
             <w:r>
               <w:drawing>
                 <wp:inline xmlns:a="http://schemas.openxmlformats.org/drawingml/2006/main" xmlns:pic="http://schemas.openxmlformats.org/drawingml/2006/picture">
-                  <wp:extent cx="341376" cy="173736"/>
+                  <wp:extent cx="335280" cy="173736"/>
                   <wp:docPr id="7" name="Picture 7"/>
                   <wp:cNvGraphicFramePr>
                     <a:graphicFrameLocks noChangeAspect="1"/>
@@ -1472,7 +1498,7 @@
                         <pic:spPr>
                           <a:xfrm>
                             <a:off x="0" y="0"/>
-                            <a:ext cx="341376" cy="173736"/>
+                            <a:ext cx="335280" cy="173736"/>
                           </a:xfrm>
                           <a:prstGeom prst="rect"/>
                         </pic:spPr>
@@ -1542,7 +1568,7 @@
             <w:r>
               <w:drawing>
                 <wp:inline xmlns:a="http://schemas.openxmlformats.org/drawingml/2006/main" xmlns:pic="http://schemas.openxmlformats.org/drawingml/2006/picture">
-                  <wp:extent cx="326136" cy="173736"/>
+                  <wp:extent cx="316992" cy="173736"/>
                   <wp:docPr id="8" name="Picture 8"/>
                   <wp:cNvGraphicFramePr>
                     <a:graphicFrameLocks noChangeAspect="1"/>
@@ -1563,7 +1589,7 @@
                         <pic:spPr>
                           <a:xfrm>
                             <a:off x="0" y="0"/>
-                            <a:ext cx="326136" cy="173736"/>
+                            <a:ext cx="316992" cy="173736"/>
                           </a:xfrm>
                           <a:prstGeom prst="rect"/>
                         </pic:spPr>
@@ -1633,7 +1659,7 @@
             <w:r>
               <w:drawing>
                 <wp:inline xmlns:a="http://schemas.openxmlformats.org/drawingml/2006/main" xmlns:pic="http://schemas.openxmlformats.org/drawingml/2006/picture">
-                  <wp:extent cx="243840" cy="173736"/>
+                  <wp:extent cx="240791" cy="173736"/>
                   <wp:docPr id="9" name="Picture 9"/>
                   <wp:cNvGraphicFramePr>
                     <a:graphicFrameLocks noChangeAspect="1"/>
@@ -1654,7 +1680,7 @@
                         <pic:spPr>
                           <a:xfrm>
                             <a:off x="0" y="0"/>
-                            <a:ext cx="243840" cy="173736"/>
+                            <a:ext cx="240791" cy="173736"/>
                           </a:xfrm>
                           <a:prstGeom prst="rect"/>
                         </pic:spPr>
@@ -1724,7 +1750,7 @@
             <w:r>
               <w:drawing>
                 <wp:inline xmlns:a="http://schemas.openxmlformats.org/drawingml/2006/main" xmlns:pic="http://schemas.openxmlformats.org/drawingml/2006/picture">
-                  <wp:extent cx="268224" cy="173736"/>
+                  <wp:extent cx="259080" cy="173736"/>
                   <wp:docPr id="10" name="Picture 10"/>
                   <wp:cNvGraphicFramePr>
                     <a:graphicFrameLocks noChangeAspect="1"/>
@@ -1745,7 +1771,7 @@
                         <pic:spPr>
                           <a:xfrm>
                             <a:off x="0" y="0"/>
-                            <a:ext cx="268224" cy="173736"/>
+                            <a:ext cx="259080" cy="173736"/>
                           </a:xfrm>
                           <a:prstGeom prst="rect"/>
                         </pic:spPr>
@@ -1815,7 +1841,7 @@
             <w:r>
               <w:drawing>
                 <wp:inline xmlns:a="http://schemas.openxmlformats.org/drawingml/2006/main" xmlns:pic="http://schemas.openxmlformats.org/drawingml/2006/picture">
-                  <wp:extent cx="268224" cy="173736"/>
+                  <wp:extent cx="262128" cy="173736"/>
                   <wp:docPr id="11" name="Picture 11"/>
                   <wp:cNvGraphicFramePr>
                     <a:graphicFrameLocks noChangeAspect="1"/>
@@ -1836,7 +1862,7 @@
                         <pic:spPr>
                           <a:xfrm>
                             <a:off x="0" y="0"/>
-                            <a:ext cx="268224" cy="173736"/>
+                            <a:ext cx="262128" cy="173736"/>
                           </a:xfrm>
                           <a:prstGeom prst="rect"/>
                         </pic:spPr>
@@ -1906,7 +1932,7 @@
             <w:r>
               <w:drawing>
                 <wp:inline xmlns:a="http://schemas.openxmlformats.org/drawingml/2006/main" xmlns:pic="http://schemas.openxmlformats.org/drawingml/2006/picture">
-                  <wp:extent cx="335280" cy="173736"/>
+                  <wp:extent cx="329184" cy="173736"/>
                   <wp:docPr id="12" name="Picture 12"/>
                   <wp:cNvGraphicFramePr>
                     <a:graphicFrameLocks noChangeAspect="1"/>
@@ -1927,7 +1953,7 @@
                         <pic:spPr>
                           <a:xfrm>
                             <a:off x="0" y="0"/>
-                            <a:ext cx="335280" cy="173736"/>
+                            <a:ext cx="329184" cy="173736"/>
                           </a:xfrm>
                           <a:prstGeom prst="rect"/>
                         </pic:spPr>
@@ -1997,7 +2023,7 @@
             <w:r>
               <w:drawing>
                 <wp:inline xmlns:a="http://schemas.openxmlformats.org/drawingml/2006/main" xmlns:pic="http://schemas.openxmlformats.org/drawingml/2006/picture">
-                  <wp:extent cx="323088" cy="173736"/>
+                  <wp:extent cx="313944" cy="173736"/>
                   <wp:docPr id="13" name="Picture 13"/>
                   <wp:cNvGraphicFramePr>
                     <a:graphicFrameLocks noChangeAspect="1"/>
@@ -2018,7 +2044,7 @@
                         <pic:spPr>
                           <a:xfrm>
                             <a:off x="0" y="0"/>
-                            <a:ext cx="323088" cy="173736"/>
+                            <a:ext cx="313944" cy="173736"/>
                           </a:xfrm>
                           <a:prstGeom prst="rect"/>
                         </pic:spPr>
@@ -2063,7 +2089,7 @@
             <w:r>
               <w:drawing>
                 <wp:inline xmlns:a="http://schemas.openxmlformats.org/drawingml/2006/main" xmlns:pic="http://schemas.openxmlformats.org/drawingml/2006/picture">
-                  <wp:extent cx="1219200" cy="173736"/>
+                  <wp:extent cx="1216152" cy="173736"/>
                   <wp:docPr id="14" name="Picture 14"/>
                   <wp:cNvGraphicFramePr>
                     <a:graphicFrameLocks noChangeAspect="1"/>
@@ -2084,7 +2110,7 @@
                         <pic:spPr>
                           <a:xfrm>
                             <a:off x="0" y="0"/>
-                            <a:ext cx="1219200" cy="173736"/>
+                            <a:ext cx="1216152" cy="173736"/>
                           </a:xfrm>
                           <a:prstGeom prst="rect"/>
                         </pic:spPr>
@@ -2131,7 +2157,7 @@
       <w:r>
         <w:drawing>
           <wp:inline xmlns:a="http://schemas.openxmlformats.org/drawingml/2006/main" xmlns:pic="http://schemas.openxmlformats.org/drawingml/2006/picture">
-            <wp:extent cx="350520" cy="173736"/>
+            <wp:extent cx="341376" cy="173736"/>
             <wp:docPr id="15" name="Picture 15"/>
             <wp:cNvGraphicFramePr>
               <a:graphicFrameLocks noChangeAspect="1"/>
@@ -2152,7 +2178,7 @@
                   <pic:spPr>
                     <a:xfrm>
                       <a:off x="0" y="0"/>
-                      <a:ext cx="350520" cy="173736"/>
+                      <a:ext cx="341376" cy="173736"/>
                     </a:xfrm>
                     <a:prstGeom prst="rect"/>
                   </pic:spPr>
@@ -2203,7 +2229,7 @@
       <w:r>
         <w:drawing>
           <wp:inline xmlns:a="http://schemas.openxmlformats.org/drawingml/2006/main" xmlns:pic="http://schemas.openxmlformats.org/drawingml/2006/picture">
-            <wp:extent cx="551688" cy="179832"/>
+            <wp:extent cx="527304" cy="188976"/>
             <wp:docPr id="16" name="Picture 16"/>
             <wp:cNvGraphicFramePr>
               <a:graphicFrameLocks noChangeAspect="1"/>
@@ -2224,7 +2250,7 @@
                   <pic:spPr>
                     <a:xfrm>
                       <a:off x="0" y="0"/>
-                      <a:ext cx="551688" cy="179832"/>
+                      <a:ext cx="527304" cy="188976"/>
                     </a:xfrm>
                     <a:prstGeom prst="rect"/>
                   </pic:spPr>
@@ -2280,7 +2306,7 @@
       <w:r>
         <w:drawing>
           <wp:inline xmlns:a="http://schemas.openxmlformats.org/drawingml/2006/main" xmlns:pic="http://schemas.openxmlformats.org/drawingml/2006/picture">
-            <wp:extent cx="1185672" cy="185928"/>
+            <wp:extent cx="1164336" cy="195072"/>
             <wp:docPr id="17" name="Picture 17"/>
             <wp:cNvGraphicFramePr>
               <a:graphicFrameLocks noChangeAspect="1"/>
@@ -2301,7 +2327,7 @@
                   <pic:spPr>
                     <a:xfrm>
                       <a:off x="0" y="0"/>
-                      <a:ext cx="1185672" cy="185928"/>
+                      <a:ext cx="1164336" cy="195072"/>
                     </a:xfrm>
                     <a:prstGeom prst="rect"/>
                   </pic:spPr>
@@ -2323,7 +2349,7 @@
       <w:r>
         <w:drawing>
           <wp:inline xmlns:a="http://schemas.openxmlformats.org/drawingml/2006/main" xmlns:pic="http://schemas.openxmlformats.org/drawingml/2006/picture">
-            <wp:extent cx="192024" cy="173736"/>
+            <wp:extent cx="185928" cy="173736"/>
             <wp:docPr id="18" name="Picture 18"/>
             <wp:cNvGraphicFramePr>
               <a:graphicFrameLocks noChangeAspect="1"/>
@@ -2344,7 +2370,7 @@
                   <pic:spPr>
                     <a:xfrm>
                       <a:off x="0" y="0"/>
-                      <a:ext cx="192024" cy="173736"/>
+                      <a:ext cx="185928" cy="173736"/>
                     </a:xfrm>
                     <a:prstGeom prst="rect"/>
                   </pic:spPr>
@@ -2400,7 +2426,7 @@
       <w:r>
         <w:drawing>
           <wp:inline xmlns:a="http://schemas.openxmlformats.org/drawingml/2006/main" xmlns:pic="http://schemas.openxmlformats.org/drawingml/2006/picture">
-            <wp:extent cx="1584960" cy="222504"/>
+            <wp:extent cx="1572768" cy="243840"/>
             <wp:docPr id="19" name="Picture 19"/>
             <wp:cNvGraphicFramePr>
               <a:graphicFrameLocks noChangeAspect="1"/>
@@ -2421,7 +2447,7 @@
                   <pic:spPr>
                     <a:xfrm>
                       <a:off x="0" y="0"/>
-                      <a:ext cx="1584960" cy="222504"/>
+                      <a:ext cx="1572768" cy="243840"/>
                     </a:xfrm>
                     <a:prstGeom prst="rect"/>
                   </pic:spPr>
@@ -2443,7 +2469,7 @@
       <w:r>
         <w:drawing>
           <wp:inline xmlns:a="http://schemas.openxmlformats.org/drawingml/2006/main" xmlns:pic="http://schemas.openxmlformats.org/drawingml/2006/picture">
-            <wp:extent cx="161544" cy="173736"/>
+            <wp:extent cx="155448" cy="173736"/>
             <wp:docPr id="20" name="Picture 20"/>
             <wp:cNvGraphicFramePr>
               <a:graphicFrameLocks noChangeAspect="1"/>
@@ -2464,7 +2490,7 @@
                   <pic:spPr>
                     <a:xfrm>
                       <a:off x="0" y="0"/>
-                      <a:ext cx="161544" cy="173736"/>
+                      <a:ext cx="155448" cy="173736"/>
                     </a:xfrm>
                     <a:prstGeom prst="rect"/>
                   </pic:spPr>
@@ -2554,7 +2580,7 @@
       <w:r>
         <w:drawing>
           <wp:inline xmlns:a="http://schemas.openxmlformats.org/drawingml/2006/main" xmlns:pic="http://schemas.openxmlformats.org/drawingml/2006/picture">
-            <wp:extent cx="152400" cy="173736"/>
+            <wp:extent cx="143256" cy="173736"/>
             <wp:docPr id="21" name="Picture 21"/>
             <wp:cNvGraphicFramePr>
               <a:graphicFrameLocks noChangeAspect="1"/>
@@ -2575,7 +2601,7 @@
                   <pic:spPr>
                     <a:xfrm>
                       <a:off x="0" y="0"/>
-                      <a:ext cx="152400" cy="173736"/>
+                      <a:ext cx="143256" cy="173736"/>
                     </a:xfrm>
                     <a:prstGeom prst="rect"/>
                   </pic:spPr>
@@ -2653,7 +2679,7 @@
           <w:i w:val="0"/>
           <w:sz w:val="21"/>
         </w:rPr>
-        <w:t>3R2C 是二阶+延迟+执行器的高阶对象。经典整定公式（Z-N、IMC）需要的是一个低阶近似；AI 整定中的候选评估、基准增益（如 IMC 回退增益）也依赖一个可解释的降阶模型。一阶加纯滞后（FOPDT）是温控行业最通用的代理模型：三个参数各有明确物理含义，且一次阶跃试验即可辨识。</w:t>
+        <w:t>3R2C 是二阶+延迟+执行器的高阶对象。经典整定公式（Z-N、IMC）需要的是一个低阶近似；AI 整定中的候选评估、基准增益（如 IMC 备用增益）也依赖一个可解释的降阶模型。一阶加纯滞后（FOPDT）是温控行业最通用的代理模型：三个参数各有明确物理含义，且一次阶跃试验即可辨识。</w:t>
       </w:r>
     </w:p>
     <w:p>
@@ -2693,7 +2719,7 @@
       <w:r>
         <w:drawing>
           <wp:inline xmlns:a="http://schemas.openxmlformats.org/drawingml/2006/main" xmlns:pic="http://schemas.openxmlformats.org/drawingml/2006/picture">
-            <wp:extent cx="1584960" cy="301752"/>
+            <wp:extent cx="1603243" cy="335279"/>
             <wp:docPr id="22" name="Picture 22"/>
             <wp:cNvGraphicFramePr>
               <a:graphicFrameLocks noChangeAspect="1"/>
@@ -2714,7 +2740,7 @@
                   <pic:spPr>
                     <a:xfrm>
                       <a:off x="0" y="0"/>
-                      <a:ext cx="1584960" cy="301752"/>
+                      <a:ext cx="1603243" cy="335279"/>
                     </a:xfrm>
                     <a:prstGeom prst="rect"/>
                   </pic:spPr>
@@ -2842,7 +2868,7 @@
             <w:r>
               <w:drawing>
                 <wp:inline xmlns:a="http://schemas.openxmlformats.org/drawingml/2006/main" xmlns:pic="http://schemas.openxmlformats.org/drawingml/2006/picture">
-                  <wp:extent cx="155448" cy="173736"/>
+                  <wp:extent cx="164592" cy="173736"/>
                   <wp:docPr id="23" name="Picture 23"/>
                   <wp:cNvGraphicFramePr>
                     <a:graphicFrameLocks noChangeAspect="1"/>
@@ -2863,7 +2889,7 @@
                         <pic:spPr>
                           <a:xfrm>
                             <a:off x="0" y="0"/>
-                            <a:ext cx="155448" cy="173736"/>
+                            <a:ext cx="164592" cy="173736"/>
                           </a:xfrm>
                           <a:prstGeom prst="rect"/>
                         </pic:spPr>
@@ -2942,7 +2968,7 @@
             <w:r>
               <w:drawing>
                 <wp:inline xmlns:a="http://schemas.openxmlformats.org/drawingml/2006/main" xmlns:pic="http://schemas.openxmlformats.org/drawingml/2006/picture">
-                  <wp:extent cx="100584" cy="173736"/>
+                  <wp:extent cx="112776" cy="173736"/>
                   <wp:docPr id="24" name="Picture 24"/>
                   <wp:cNvGraphicFramePr>
                     <a:graphicFrameLocks noChangeAspect="1"/>
@@ -2963,7 +2989,7 @@
                         <pic:spPr>
                           <a:xfrm>
                             <a:off x="0" y="0"/>
-                            <a:ext cx="100584" cy="173736"/>
+                            <a:ext cx="112776" cy="173736"/>
                           </a:xfrm>
                           <a:prstGeom prst="rect"/>
                         </pic:spPr>
@@ -3042,7 +3068,7 @@
             <w:r>
               <w:drawing>
                 <wp:inline xmlns:a="http://schemas.openxmlformats.org/drawingml/2006/main" xmlns:pic="http://schemas.openxmlformats.org/drawingml/2006/picture">
-                  <wp:extent cx="134112" cy="173736"/>
+                  <wp:extent cx="131064" cy="173736"/>
                   <wp:docPr id="25" name="Picture 25"/>
                   <wp:cNvGraphicFramePr>
                     <a:graphicFrameLocks noChangeAspect="1"/>
@@ -3063,7 +3089,7 @@
                         <pic:spPr>
                           <a:xfrm>
                             <a:off x="0" y="0"/>
-                            <a:ext cx="134112" cy="173736"/>
+                            <a:ext cx="131064" cy="173736"/>
                           </a:xfrm>
                           <a:prstGeom prst="rect"/>
                         </pic:spPr>
@@ -3209,7 +3235,7 @@
       <w:r>
         <w:drawing>
           <wp:inline xmlns:a="http://schemas.openxmlformats.org/drawingml/2006/main" xmlns:pic="http://schemas.openxmlformats.org/drawingml/2006/picture">
-            <wp:extent cx="164592" cy="173736"/>
+            <wp:extent cx="155448" cy="173736"/>
             <wp:docPr id="27" name="Picture 27"/>
             <wp:cNvGraphicFramePr>
               <a:graphicFrameLocks noChangeAspect="1"/>
@@ -3230,7 +3256,7 @@
                   <pic:spPr>
                     <a:xfrm>
                       <a:off x="0" y="0"/>
-                      <a:ext cx="164592" cy="173736"/>
+                      <a:ext cx="155448" cy="173736"/>
                     </a:xfrm>
                     <a:prstGeom prst="rect"/>
                   </pic:spPr>
@@ -3257,7 +3283,7 @@
       <w:r>
         <w:drawing>
           <wp:inline xmlns:a="http://schemas.openxmlformats.org/drawingml/2006/main" xmlns:pic="http://schemas.openxmlformats.org/drawingml/2006/picture">
-            <wp:extent cx="3572256" cy="234696"/>
+            <wp:extent cx="3468624" cy="243840"/>
             <wp:docPr id="28" name="Picture 28"/>
             <wp:cNvGraphicFramePr>
               <a:graphicFrameLocks noChangeAspect="1"/>
@@ -3278,7 +3304,7 @@
                   <pic:spPr>
                     <a:xfrm>
                       <a:off x="0" y="0"/>
-                      <a:ext cx="3572256" cy="234696"/>
+                      <a:ext cx="3468624" cy="243840"/>
                     </a:xfrm>
                     <a:prstGeom prst="rect"/>
                   </pic:spPr>
@@ -3348,7 +3374,7 @@
       <w:r>
         <w:drawing>
           <wp:inline xmlns:a="http://schemas.openxmlformats.org/drawingml/2006/main" xmlns:pic="http://schemas.openxmlformats.org/drawingml/2006/picture">
-            <wp:extent cx="539496" cy="179832"/>
+            <wp:extent cx="524256" cy="192024"/>
             <wp:docPr id="30" name="Picture 30"/>
             <wp:cNvGraphicFramePr>
               <a:graphicFrameLocks noChangeAspect="1"/>
@@ -3369,7 +3395,7 @@
                   <pic:spPr>
                     <a:xfrm>
                       <a:off x="0" y="0"/>
-                      <a:ext cx="539496" cy="179832"/>
+                      <a:ext cx="524256" cy="192024"/>
                     </a:xfrm>
                     <a:prstGeom prst="rect"/>
                   </pic:spPr>
@@ -3391,7 +3417,7 @@
       <w:r>
         <w:drawing>
           <wp:inline xmlns:a="http://schemas.openxmlformats.org/drawingml/2006/main" xmlns:pic="http://schemas.openxmlformats.org/drawingml/2006/picture">
-            <wp:extent cx="155448" cy="173736"/>
+            <wp:extent cx="164592" cy="173736"/>
             <wp:docPr id="31" name="Picture 31"/>
             <wp:cNvGraphicFramePr>
               <a:graphicFrameLocks noChangeAspect="1"/>
@@ -3412,7 +3438,7 @@
                   <pic:spPr>
                     <a:xfrm>
                       <a:off x="0" y="0"/>
-                      <a:ext cx="155448" cy="173736"/>
+                      <a:ext cx="164592" cy="173736"/>
                     </a:xfrm>
                     <a:prstGeom prst="rect"/>
                   </pic:spPr>
@@ -3434,7 +3460,7 @@
       <w:r>
         <w:drawing>
           <wp:inline xmlns:a="http://schemas.openxmlformats.org/drawingml/2006/main" xmlns:pic="http://schemas.openxmlformats.org/drawingml/2006/picture">
-            <wp:extent cx="691896" cy="179832"/>
+            <wp:extent cx="685800" cy="188976"/>
             <wp:docPr id="32" name="Picture 32"/>
             <wp:cNvGraphicFramePr>
               <a:graphicFrameLocks noChangeAspect="1"/>
@@ -3455,7 +3481,7 @@
                   <pic:spPr>
                     <a:xfrm>
                       <a:off x="0" y="0"/>
-                      <a:ext cx="691896" cy="179832"/>
+                      <a:ext cx="685800" cy="188976"/>
                     </a:xfrm>
                     <a:prstGeom prst="rect"/>
                   </pic:spPr>
@@ -3663,7 +3689,7 @@
             <w:r>
               <w:drawing>
                 <wp:inline xmlns:a="http://schemas.openxmlformats.org/drawingml/2006/main" xmlns:pic="http://schemas.openxmlformats.org/drawingml/2006/picture">
-                  <wp:extent cx="265176" cy="173736"/>
+                  <wp:extent cx="259080" cy="173736"/>
                   <wp:docPr id="33" name="Picture 33"/>
                   <wp:cNvGraphicFramePr>
                     <a:graphicFrameLocks noChangeAspect="1"/>
@@ -3684,7 +3710,7 @@
                         <pic:spPr>
                           <a:xfrm>
                             <a:off x="0" y="0"/>
-                            <a:ext cx="265176" cy="173736"/>
+                            <a:ext cx="259080" cy="173736"/>
                           </a:xfrm>
                           <a:prstGeom prst="rect"/>
                         </pic:spPr>
@@ -3706,7 +3732,7 @@
             <w:r>
               <w:drawing>
                 <wp:inline xmlns:a="http://schemas.openxmlformats.org/drawingml/2006/main" xmlns:pic="http://schemas.openxmlformats.org/drawingml/2006/picture">
-                  <wp:extent cx="222504" cy="182880"/>
+                  <wp:extent cx="216408" cy="182880"/>
                   <wp:docPr id="34" name="Picture 34"/>
                   <wp:cNvGraphicFramePr>
                     <a:graphicFrameLocks noChangeAspect="1"/>
@@ -3727,7 +3753,7 @@
                         <pic:spPr>
                           <a:xfrm>
                             <a:off x="0" y="0"/>
-                            <a:ext cx="222504" cy="182880"/>
+                            <a:ext cx="216408" cy="182880"/>
                           </a:xfrm>
                           <a:prstGeom prst="rect"/>
                         </pic:spPr>
@@ -3749,7 +3775,7 @@
             <w:r>
               <w:drawing>
                 <wp:inline xmlns:a="http://schemas.openxmlformats.org/drawingml/2006/main" xmlns:pic="http://schemas.openxmlformats.org/drawingml/2006/picture">
-                  <wp:extent cx="335280" cy="173736"/>
+                  <wp:extent cx="329184" cy="173736"/>
                   <wp:docPr id="35" name="Picture 35"/>
                   <wp:cNvGraphicFramePr>
                     <a:graphicFrameLocks noChangeAspect="1"/>
@@ -3770,7 +3796,7 @@
                         <pic:spPr>
                           <a:xfrm>
                             <a:off x="0" y="0"/>
-                            <a:ext cx="335280" cy="173736"/>
+                            <a:ext cx="329184" cy="173736"/>
                           </a:xfrm>
                           <a:prstGeom prst="rect"/>
                         </pic:spPr>
@@ -3842,7 +3868,7 @@
             <w:r>
               <w:drawing>
                 <wp:inline xmlns:a="http://schemas.openxmlformats.org/drawingml/2006/main" xmlns:pic="http://schemas.openxmlformats.org/drawingml/2006/picture">
-                  <wp:extent cx="1914144" cy="185928"/>
+                  <wp:extent cx="1892807" cy="192024"/>
                   <wp:docPr id="36" name="Picture 36"/>
                   <wp:cNvGraphicFramePr>
                     <a:graphicFrameLocks noChangeAspect="1"/>
@@ -3863,7 +3889,7 @@
                         <pic:spPr>
                           <a:xfrm>
                             <a:off x="0" y="0"/>
-                            <a:ext cx="1914144" cy="185928"/>
+                            <a:ext cx="1892807" cy="192024"/>
                           </a:xfrm>
                           <a:prstGeom prst="rect"/>
                         </pic:spPr>
@@ -3885,7 +3911,7 @@
             <w:r>
               <w:drawing>
                 <wp:inline xmlns:a="http://schemas.openxmlformats.org/drawingml/2006/main" xmlns:pic="http://schemas.openxmlformats.org/drawingml/2006/picture">
-                  <wp:extent cx="1962911" cy="179832"/>
+                  <wp:extent cx="1935480" cy="192024"/>
                   <wp:docPr id="37" name="Picture 37"/>
                   <wp:cNvGraphicFramePr>
                     <a:graphicFrameLocks noChangeAspect="1"/>
@@ -3906,7 +3932,7 @@
                         <pic:spPr>
                           <a:xfrm>
                             <a:off x="0" y="0"/>
-                            <a:ext cx="1962911" cy="179832"/>
+                            <a:ext cx="1935480" cy="192024"/>
                           </a:xfrm>
                           <a:prstGeom prst="rect"/>
                         </pic:spPr>
@@ -3926,7 +3952,7 @@
             <w:r>
               <w:drawing>
                 <wp:inline xmlns:a="http://schemas.openxmlformats.org/drawingml/2006/main" xmlns:pic="http://schemas.openxmlformats.org/drawingml/2006/picture">
-                  <wp:extent cx="292608" cy="182880"/>
+                  <wp:extent cx="295656" cy="179832"/>
                   <wp:docPr id="38" name="Picture 38"/>
                   <wp:cNvGraphicFramePr>
                     <a:graphicFrameLocks noChangeAspect="1"/>
@@ -3947,7 +3973,7 @@
                         <pic:spPr>
                           <a:xfrm>
                             <a:off x="0" y="0"/>
-                            <a:ext cx="292608" cy="182880"/>
+                            <a:ext cx="295656" cy="179832"/>
                           </a:xfrm>
                           <a:prstGeom prst="rect"/>
                         </pic:spPr>
@@ -3969,7 +3995,7 @@
             <w:r>
               <w:drawing>
                 <wp:inline xmlns:a="http://schemas.openxmlformats.org/drawingml/2006/main" xmlns:pic="http://schemas.openxmlformats.org/drawingml/2006/picture">
-                  <wp:extent cx="173736" cy="173736"/>
+                  <wp:extent cx="167640" cy="173736"/>
                   <wp:docPr id="39" name="Picture 39"/>
                   <wp:cNvGraphicFramePr>
                     <a:graphicFrameLocks noChangeAspect="1"/>
@@ -3990,7 +4016,7 @@
                         <pic:spPr>
                           <a:xfrm>
                             <a:off x="0" y="0"/>
-                            <a:ext cx="173736" cy="173736"/>
+                            <a:ext cx="167640" cy="173736"/>
                           </a:xfrm>
                           <a:prstGeom prst="rect"/>
                         </pic:spPr>
@@ -4023,7 +4049,7 @@
                 <w:i w:val="0"/>
                 <w:sz w:val="18"/>
               </w:rPr>
-              <w:t>从"维持设定值所需的制冷量"出发，而不是拍脑袋选工作点</w:t>
+              <w:t>从"维持设定值所需的制冷量"出发，而不是随意指定工作点</w:t>
             </w:r>
           </w:p>
         </w:tc>
@@ -4053,7 +4079,7 @@
             <w:r>
               <w:drawing>
                 <wp:inline xmlns:a="http://schemas.openxmlformats.org/drawingml/2006/main" xmlns:pic="http://schemas.openxmlformats.org/drawingml/2006/picture">
-                  <wp:extent cx="835152" cy="173736"/>
+                  <wp:extent cx="822960" cy="173736"/>
                   <wp:docPr id="40" name="Picture 40"/>
                   <wp:cNvGraphicFramePr>
                     <a:graphicFrameLocks noChangeAspect="1"/>
@@ -4074,7 +4100,7 @@
                         <pic:spPr>
                           <a:xfrm>
                             <a:off x="0" y="0"/>
-                            <a:ext cx="835152" cy="173736"/>
+                            <a:ext cx="822960" cy="173736"/>
                           </a:xfrm>
                           <a:prstGeom prst="rect"/>
                         </pic:spPr>
@@ -4096,7 +4122,7 @@
             <w:r>
               <w:drawing>
                 <wp:inline xmlns:a="http://schemas.openxmlformats.org/drawingml/2006/main" xmlns:pic="http://schemas.openxmlformats.org/drawingml/2006/picture">
-                  <wp:extent cx="1627632" cy="179832"/>
+                  <wp:extent cx="1597152" cy="192024"/>
                   <wp:docPr id="41" name="Picture 41"/>
                   <wp:cNvGraphicFramePr>
                     <a:graphicFrameLocks noChangeAspect="1"/>
@@ -4117,7 +4143,7 @@
                         <pic:spPr>
                           <a:xfrm>
                             <a:off x="0" y="0"/>
-                            <a:ext cx="1627632" cy="179832"/>
+                            <a:ext cx="1597152" cy="192024"/>
                           </a:xfrm>
                           <a:prstGeom prst="rect"/>
                         </pic:spPr>
@@ -4146,7 +4172,7 @@
             <w:r>
               <w:drawing>
                 <wp:inline xmlns:a="http://schemas.openxmlformats.org/drawingml/2006/main" xmlns:pic="http://schemas.openxmlformats.org/drawingml/2006/picture">
-                  <wp:extent cx="173736" cy="173736"/>
+                  <wp:extent cx="161544" cy="173736"/>
                   <wp:docPr id="42" name="Picture 42"/>
                   <wp:cNvGraphicFramePr>
                     <a:graphicFrameLocks noChangeAspect="1"/>
@@ -4167,7 +4193,7 @@
                         <pic:spPr>
                           <a:xfrm>
                             <a:off x="0" y="0"/>
-                            <a:ext cx="173736" cy="173736"/>
+                            <a:ext cx="161544" cy="173736"/>
                           </a:xfrm>
                           <a:prstGeom prst="rect"/>
                         </pic:spPr>
@@ -4289,7 +4315,7 @@
             <w:r>
               <w:drawing>
                 <wp:inline xmlns:a="http://schemas.openxmlformats.org/drawingml/2006/main" xmlns:pic="http://schemas.openxmlformats.org/drawingml/2006/picture">
-                  <wp:extent cx="326136" cy="173736"/>
+                  <wp:extent cx="316992" cy="173736"/>
                   <wp:docPr id="43" name="Picture 43"/>
                   <wp:cNvGraphicFramePr>
                     <a:graphicFrameLocks noChangeAspect="1"/>
@@ -4310,7 +4336,7 @@
                         <pic:spPr>
                           <a:xfrm>
                             <a:off x="0" y="0"/>
-                            <a:ext cx="326136" cy="173736"/>
+                            <a:ext cx="316992" cy="173736"/>
                           </a:xfrm>
                           <a:prstGeom prst="rect"/>
                         </pic:spPr>
@@ -5124,7 +5150,7 @@
       <w:r>
         <w:drawing>
           <wp:inline xmlns:a="http://schemas.openxmlformats.org/drawingml/2006/main" xmlns:pic="http://schemas.openxmlformats.org/drawingml/2006/picture">
-            <wp:extent cx="2788920" cy="377952"/>
+            <wp:extent cx="2721864" cy="381000"/>
             <wp:docPr id="45" name="Picture 45"/>
             <wp:cNvGraphicFramePr>
               <a:graphicFrameLocks noChangeAspect="1"/>
@@ -5145,7 +5171,7 @@
                   <pic:spPr>
                     <a:xfrm>
                       <a:off x="0" y="0"/>
-                      <a:ext cx="2788920" cy="377952"/>
+                      <a:ext cx="2721864" cy="381000"/>
                     </a:xfrm>
                     <a:prstGeom prst="rect"/>
                   </pic:spPr>
@@ -5172,7 +5198,7 @@
       <w:r>
         <w:drawing>
           <wp:inline xmlns:a="http://schemas.openxmlformats.org/drawingml/2006/main" xmlns:pic="http://schemas.openxmlformats.org/drawingml/2006/picture">
-            <wp:extent cx="106680" cy="173736"/>
+            <wp:extent cx="109728" cy="176784"/>
             <wp:docPr id="46" name="Picture 46"/>
             <wp:cNvGraphicFramePr>
               <a:graphicFrameLocks noChangeAspect="1"/>
@@ -5193,7 +5219,7 @@
                   <pic:spPr>
                     <a:xfrm>
                       <a:off x="0" y="0"/>
-                      <a:ext cx="106680" cy="173736"/>
+                      <a:ext cx="109728" cy="176784"/>
                     </a:xfrm>
                     <a:prstGeom prst="rect"/>
                   </pic:spPr>
@@ -5215,7 +5241,7 @@
       <w:r>
         <w:drawing>
           <wp:inline xmlns:a="http://schemas.openxmlformats.org/drawingml/2006/main" xmlns:pic="http://schemas.openxmlformats.org/drawingml/2006/picture">
-            <wp:extent cx="307848" cy="179832"/>
+            <wp:extent cx="298704" cy="192024"/>
             <wp:docPr id="47" name="Picture 47"/>
             <wp:cNvGraphicFramePr>
               <a:graphicFrameLocks noChangeAspect="1"/>
@@ -5236,7 +5262,7 @@
                   <pic:spPr>
                     <a:xfrm>
                       <a:off x="0" y="0"/>
-                      <a:ext cx="307848" cy="179832"/>
+                      <a:ext cx="298704" cy="192024"/>
                     </a:xfrm>
                     <a:prstGeom prst="rect"/>
                   </pic:spPr>
@@ -5258,7 +5284,7 @@
       <w:r>
         <w:drawing>
           <wp:inline xmlns:a="http://schemas.openxmlformats.org/drawingml/2006/main" xmlns:pic="http://schemas.openxmlformats.org/drawingml/2006/picture">
-            <wp:extent cx="697992" cy="176784"/>
+            <wp:extent cx="676656" cy="176784"/>
             <wp:docPr id="48" name="Picture 48"/>
             <wp:cNvGraphicFramePr>
               <a:graphicFrameLocks noChangeAspect="1"/>
@@ -5279,7 +5305,7 @@
                   <pic:spPr>
                     <a:xfrm>
                       <a:off x="0" y="0"/>
-                      <a:ext cx="697992" cy="176784"/>
+                      <a:ext cx="676656" cy="176784"/>
                     </a:xfrm>
                     <a:prstGeom prst="rect"/>
                   </pic:spPr>
@@ -5421,7 +5447,7 @@
       <w:r>
         <w:drawing>
           <wp:inline xmlns:a="http://schemas.openxmlformats.org/drawingml/2006/main" xmlns:pic="http://schemas.openxmlformats.org/drawingml/2006/picture">
-            <wp:extent cx="201168" cy="173736"/>
+            <wp:extent cx="192024" cy="173736"/>
             <wp:docPr id="49" name="Picture 49"/>
             <wp:cNvGraphicFramePr>
               <a:graphicFrameLocks noChangeAspect="1"/>
@@ -5442,7 +5468,7 @@
                   <pic:spPr>
                     <a:xfrm>
                       <a:off x="0" y="0"/>
-                      <a:ext cx="201168" cy="173736"/>
+                      <a:ext cx="192024" cy="173736"/>
                     </a:xfrm>
                     <a:prstGeom prst="rect"/>
                   </pic:spPr>
@@ -5464,7 +5490,7 @@
       <w:r>
         <w:drawing>
           <wp:inline xmlns:a="http://schemas.openxmlformats.org/drawingml/2006/main" xmlns:pic="http://schemas.openxmlformats.org/drawingml/2006/picture">
-            <wp:extent cx="1844040" cy="179832"/>
+            <wp:extent cx="1810512" cy="192024"/>
             <wp:docPr id="50" name="Picture 50"/>
             <wp:cNvGraphicFramePr>
               <a:graphicFrameLocks noChangeAspect="1"/>
@@ -5485,7 +5511,7 @@
                   <pic:spPr>
                     <a:xfrm>
                       <a:off x="0" y="0"/>
-                      <a:ext cx="1844040" cy="179832"/>
+                      <a:ext cx="1810512" cy="192024"/>
                     </a:xfrm>
                     <a:prstGeom prst="rect"/>
                   </pic:spPr>
@@ -5507,7 +5533,7 @@
       <w:r>
         <w:drawing>
           <wp:inline xmlns:a="http://schemas.openxmlformats.org/drawingml/2006/main" xmlns:pic="http://schemas.openxmlformats.org/drawingml/2006/picture">
-            <wp:extent cx="1158240" cy="179832"/>
+            <wp:extent cx="1133856" cy="192024"/>
             <wp:docPr id="51" name="Picture 51"/>
             <wp:cNvGraphicFramePr>
               <a:graphicFrameLocks noChangeAspect="1"/>
@@ -5528,7 +5554,7 @@
                   <pic:spPr>
                     <a:xfrm>
                       <a:off x="0" y="0"/>
-                      <a:ext cx="1158240" cy="179832"/>
+                      <a:ext cx="1133856" cy="192024"/>
                     </a:xfrm>
                     <a:prstGeom prst="rect"/>
                   </pic:spPr>
@@ -5584,7 +5610,7 @@
       <w:r>
         <w:drawing>
           <wp:inline xmlns:a="http://schemas.openxmlformats.org/drawingml/2006/main" xmlns:pic="http://schemas.openxmlformats.org/drawingml/2006/picture">
-            <wp:extent cx="1088136" cy="185928"/>
+            <wp:extent cx="1057656" cy="198120"/>
             <wp:docPr id="52" name="Picture 52"/>
             <wp:cNvGraphicFramePr>
               <a:graphicFrameLocks noChangeAspect="1"/>
@@ -5605,7 +5631,7 @@
                   <pic:spPr>
                     <a:xfrm>
                       <a:off x="0" y="0"/>
-                      <a:ext cx="1088136" cy="185928"/>
+                      <a:ext cx="1057656" cy="198120"/>
                     </a:xfrm>
                     <a:prstGeom prst="rect"/>
                   </pic:spPr>
@@ -5627,7 +5653,7 @@
       <w:r>
         <w:drawing>
           <wp:inline xmlns:a="http://schemas.openxmlformats.org/drawingml/2006/main" xmlns:pic="http://schemas.openxmlformats.org/drawingml/2006/picture">
-            <wp:extent cx="1423416" cy="179832"/>
+            <wp:extent cx="1380744" cy="188976"/>
             <wp:docPr id="53" name="Picture 53"/>
             <wp:cNvGraphicFramePr>
               <a:graphicFrameLocks noChangeAspect="1"/>
@@ -5648,7 +5674,7 @@
                   <pic:spPr>
                     <a:xfrm>
                       <a:off x="0" y="0"/>
-                      <a:ext cx="1423416" cy="179832"/>
+                      <a:ext cx="1380744" cy="188976"/>
                     </a:xfrm>
                     <a:prstGeom prst="rect"/>
                   </pic:spPr>
@@ -5670,7 +5696,7 @@
       <w:r>
         <w:drawing>
           <wp:inline xmlns:a="http://schemas.openxmlformats.org/drawingml/2006/main" xmlns:pic="http://schemas.openxmlformats.org/drawingml/2006/picture">
-            <wp:extent cx="1783080" cy="179832"/>
+            <wp:extent cx="1740408" cy="192024"/>
             <wp:docPr id="54" name="Picture 54"/>
             <wp:cNvGraphicFramePr>
               <a:graphicFrameLocks noChangeAspect="1"/>
@@ -5691,7 +5717,7 @@
                   <pic:spPr>
                     <a:xfrm>
                       <a:off x="0" y="0"/>
-                      <a:ext cx="1783080" cy="179832"/>
+                      <a:ext cx="1740408" cy="192024"/>
                     </a:xfrm>
                     <a:prstGeom prst="rect"/>
                   </pic:spPr>
@@ -5781,7 +5807,7 @@
       <w:r>
         <w:drawing>
           <wp:inline xmlns:a="http://schemas.openxmlformats.org/drawingml/2006/main" xmlns:pic="http://schemas.openxmlformats.org/drawingml/2006/picture">
-            <wp:extent cx="539496" cy="179832"/>
+            <wp:extent cx="524256" cy="192024"/>
             <wp:docPr id="55" name="Picture 55"/>
             <wp:cNvGraphicFramePr>
               <a:graphicFrameLocks noChangeAspect="1"/>
@@ -5802,7 +5828,7 @@
                   <pic:spPr>
                     <a:xfrm>
                       <a:off x="0" y="0"/>
-                      <a:ext cx="539496" cy="179832"/>
+                      <a:ext cx="524256" cy="192024"/>
                     </a:xfrm>
                     <a:prstGeom prst="rect"/>
                   </pic:spPr>
@@ -5902,7 +5928,7 @@
           <w:i w:val="0"/>
           <w:sz w:val="21"/>
         </w:rPr>
-        <w:t>图 1-3：标称工况 168 h 虚拟阶跃的拟合收敛——约 40 次评估内最优 RMSE 从初值迅速降到 0.38 °C 附近并收敛，最终 K=55.16 °C/指令、τ=911.1 min、L=5 min。残差点列显示优化器曾试探过多个较差区域（RMSE 高达数 °C），最终被边界与信赖域拉回——这正是"有界"的价值。</w:t>
+        <w:t>图 1-3：标称工况 168 h 虚拟阶跃的拟合收敛——约 40 次评估内最优 RMSE 从初值迅速降到 0.38 °C 附近并收敛，最终 K=55.16 °C/指令、τ=911.1 min、L=5 min。残差点列显示优化器曾试探过多个较差区域（RMSE 高达数 °C），最终被边界拉回——这正是"有界"的价值。</w:t>
       </w:r>
     </w:p>
     <w:p>
@@ -6518,7 +6544,7 @@
                 <w:i w:val="0"/>
                 <w:sz w:val="18"/>
               </w:rPr>
-              <w:t>Z-N/IMC 整定、回退增益的唯一来源</w:t>
+              <w:t>Z-N/IMC 整定、备用增益的唯一来源</w:t>
             </w:r>
           </w:p>
         </w:tc>
@@ -6851,7 +6877,7 @@
       <w:r>
         <w:drawing>
           <wp:inline xmlns:a="http://schemas.openxmlformats.org/drawingml/2006/main" xmlns:pic="http://schemas.openxmlformats.org/drawingml/2006/picture">
-            <wp:extent cx="173736" cy="173736"/>
+            <wp:extent cx="167640" cy="173736"/>
             <wp:docPr id="58" name="Picture 58"/>
             <wp:cNvGraphicFramePr>
               <a:graphicFrameLocks noChangeAspect="1"/>
@@ -6872,7 +6898,7 @@
                   <pic:spPr>
                     <a:xfrm>
                       <a:off x="0" y="0"/>
-                      <a:ext cx="173736" cy="173736"/>
+                      <a:ext cx="167640" cy="173736"/>
                     </a:xfrm>
                     <a:prstGeom prst="rect"/>
                   </pic:spPr>
@@ -7046,7 +7072,7 @@
       <w:r>
         <w:drawing>
           <wp:inline xmlns:a="http://schemas.openxmlformats.org/drawingml/2006/main" xmlns:pic="http://schemas.openxmlformats.org/drawingml/2006/picture">
-            <wp:extent cx="1905000" cy="179832"/>
+            <wp:extent cx="1880616" cy="188976"/>
             <wp:docPr id="61" name="Picture 61"/>
             <wp:cNvGraphicFramePr>
               <a:graphicFrameLocks noChangeAspect="1"/>
@@ -7067,7 +7093,7 @@
                   <pic:spPr>
                     <a:xfrm>
                       <a:off x="0" y="0"/>
-                      <a:ext cx="1905000" cy="179832"/>
+                      <a:ext cx="1880616" cy="188976"/>
                     </a:xfrm>
                     <a:prstGeom prst="rect"/>
                   </pic:spPr>
@@ -7105,7 +7131,7 @@
       <w:r>
         <w:drawing>
           <wp:inline xmlns:a="http://schemas.openxmlformats.org/drawingml/2006/main" xmlns:pic="http://schemas.openxmlformats.org/drawingml/2006/picture">
-            <wp:extent cx="100584" cy="173736"/>
+            <wp:extent cx="112776" cy="173736"/>
             <wp:docPr id="62" name="Picture 62"/>
             <wp:cNvGraphicFramePr>
               <a:graphicFrameLocks noChangeAspect="1"/>
@@ -7126,7 +7152,7 @@
                   <pic:spPr>
                     <a:xfrm>
                       <a:off x="0" y="0"/>
-                      <a:ext cx="100584" cy="173736"/>
+                      <a:ext cx="112776" cy="173736"/>
                     </a:xfrm>
                     <a:prstGeom prst="rect"/>
                   </pic:spPr>
@@ -7164,7 +7190,7 @@
       <w:r>
         <w:drawing>
           <wp:inline xmlns:a="http://schemas.openxmlformats.org/drawingml/2006/main" xmlns:pic="http://schemas.openxmlformats.org/drawingml/2006/picture">
-            <wp:extent cx="134112" cy="173736"/>
+            <wp:extent cx="131064" cy="173736"/>
             <wp:docPr id="63" name="Picture 63"/>
             <wp:cNvGraphicFramePr>
               <a:graphicFrameLocks noChangeAspect="1"/>
@@ -7185,7 +7211,7 @@
                   <pic:spPr>
                     <a:xfrm>
                       <a:off x="0" y="0"/>
-                      <a:ext cx="134112" cy="173736"/>
+                      <a:ext cx="131064" cy="173736"/>
                     </a:xfrm>
                     <a:prstGeom prst="rect"/>
                   </pic:spPr>
@@ -7207,7 +7233,7 @@
       <w:r>
         <w:drawing>
           <wp:inline xmlns:a="http://schemas.openxmlformats.org/drawingml/2006/main" xmlns:pic="http://schemas.openxmlformats.org/drawingml/2006/picture">
-            <wp:extent cx="192024" cy="173736"/>
+            <wp:extent cx="185928" cy="173736"/>
             <wp:docPr id="64" name="Picture 64"/>
             <wp:cNvGraphicFramePr>
               <a:graphicFrameLocks noChangeAspect="1"/>
@@ -7228,7 +7254,7 @@
                   <pic:spPr>
                     <a:xfrm>
                       <a:off x="0" y="0"/>
-                      <a:ext cx="192024" cy="173736"/>
+                      <a:ext cx="185928" cy="173736"/>
                     </a:xfrm>
                     <a:prstGeom prst="rect"/>
                   </pic:spPr>
@@ -7250,7 +7276,7 @@
       <w:r>
         <w:drawing>
           <wp:inline xmlns:a="http://schemas.openxmlformats.org/drawingml/2006/main" xmlns:pic="http://schemas.openxmlformats.org/drawingml/2006/picture">
-            <wp:extent cx="192024" cy="173736"/>
+            <wp:extent cx="185928" cy="173736"/>
             <wp:docPr id="65" name="Picture 65"/>
             <wp:cNvGraphicFramePr>
               <a:graphicFrameLocks noChangeAspect="1"/>
@@ -7271,7 +7297,7 @@
                   <pic:spPr>
                     <a:xfrm>
                       <a:off x="0" y="0"/>
-                      <a:ext cx="192024" cy="173736"/>
+                      <a:ext cx="185928" cy="173736"/>
                     </a:xfrm>
                     <a:prstGeom prst="rect"/>
                   </pic:spPr>
@@ -7378,7 +7404,7 @@
           <w:i w:val="0"/>
           <w:sz w:val="21"/>
         </w:rPr>
-        <w:t>3R2C 本身是集中参数近似，真机还需 SIL→HIL→影子模式的逐步验证（见主报告第 7 章部署路线）；</w:t>
+        <w:t>3R2C 本身是集中参数近似，真机还需 SIL→HIL→影子试运行（只记录、不执行）的逐步验证（见主报告第 7 章部署路线）；</w:t>
       </w:r>
     </w:p>
     <w:p>
@@ -7403,7 +7429,7 @@
           <w:i w:val="0"/>
           <w:sz w:val="21"/>
         </w:rPr>
-        <w:t>FOPDT 仅用于：Z-N/IMC 公式整定、保守回退增益计算、辨识结果交叉验证；</w:t>
+        <w:t>FOPDT 仅用于：Z-N/IMC 公式整定、备用增益计算、辨识结果交叉验证；</w:t>
       </w:r>
       <w:r>
         <w:rPr>
@@ -7726,7 +7752,7 @@
                 <w:color w:val="A31515"/>
                 <w:sz w:val="16"/>
               </w:rPr>
-              <w:t>outputs/fopdt_cross_validation_timeseries.csv</w:t>
+              <w:t>outputs_review_v3/fopdt_cross_validation_timeseries.csv</w:t>
             </w:r>
           </w:p>
         </w:tc>
